--- a/SITP/CN/Notes/M05_Network_Layer_and_IP.docx
+++ b/SITP/CN/Notes/M05_Network_Layer_and_IP.docx
@@ -2479,7 +2479,42 @@
         <w:t xml:space="preserve"> </w:t>
       </w:r>
       <w:r>
-        <w:t xml:space="preserve">(great for point-to-point +).</w:t>
+        <w:t xml:space="preserve">(good for tiny subnets; note a</w:t>
+      </w:r>
+      <w:r>
+        <w:t xml:space="preserve"> </w:t>
+      </w:r>
+      <w:r>
+        <w:t xml:space="preserve">pure point-to-point link uses</w:t>
+      </w:r>
+      <w:r>
+        <w:t xml:space="preserve"> </w:t>
+      </w:r>
+      <w:r>
+        <w:rPr>
+          <w:b/>
+          <w:bCs/>
+        </w:rPr>
+        <w:t xml:space="preserve">/30</w:t>
+      </w:r>
+      <w:r>
+        <w:t xml:space="preserve"> </w:t>
+      </w:r>
+      <w:r>
+        <w:t xml:space="preserve">or</w:t>
+      </w:r>
+      <w:r>
+        <w:t xml:space="preserve"> </w:t>
+      </w:r>
+      <w:r>
+        <w:rPr>
+          <w:b/>
+          <w:bCs/>
+        </w:rPr>
+        <w:t xml:space="preserve">/31</w:t>
+      </w:r>
+      <w:r>
+        <w:t xml:space="preserve">).</w:t>
       </w:r>
     </w:p>
     <w:p>
@@ -4815,13 +4850,19 @@
           <w:b/>
           <w:bCs/>
         </w:rPr>
-        <w:t xml:space="preserve">IPv6 is now majority traffic</w:t>
-      </w:r>
-      <w:r>
-        <w:t xml:space="preserve"> </w:t>
-      </w:r>
-      <w:r>
-        <w:t xml:space="preserve">for big providers (Google reports ~40%+); backend</w:t>
+        <w:t xml:space="preserve">IPv6 now carries a large share of traffic</w:t>
+      </w:r>
+      <w:r>
+        <w:t xml:space="preserve"> </w:t>
+      </w:r>
+      <w:r>
+        <w:t xml:space="preserve">for big providers (Google reports</w:t>
+      </w:r>
+      <w:r>
+        <w:t xml:space="preserve"> </w:t>
+      </w:r>
+      <w:r>
+        <w:t xml:space="preserve">~40%+ and rising); backend</w:t>
       </w:r>
       <w:r>
         <w:t xml:space="preserve"> </w:t>
